--- a/template/SK-2/Form#304.2 Penilaian Kemajuan SK-2_Kop Baru.docx
+++ b/template/SK-2/Form#304.2 Penilaian Kemajuan SK-2_Kop Baru.docx
@@ -1192,7 +1192,7 @@
                 <w:spacing w:val="-5"/>
                 <w:sz w:val="24"/>
               </w:rPr>
-              <w:t>4)</w:t>
+              <w:t>5)</w:t>
             </w:r>
           </w:p>
         </w:tc>
